--- a/docs/Setup_Guide.docx
+++ b/docs/Setup_Guide.docx
@@ -108,7 +108,7 @@
                 <w:sz w:val="18"/>
                 <w:szCs w:val="18"/>
               </w:rPr>
-              <w:t xml:space="preserve">July 2026 · v6</w:t>
+              <w:t xml:space="preserve">August 2026 · v7</w:t>
             </w:r>
           </w:p>
         </w:tc>
@@ -177,7 +177,7 @@
           <w:sz w:val="19"/>
           <w:szCs w:val="19"/>
         </w:rPr>
-        <w:t xml:space="preserve">Once configured, the client's Tenant ID, Client ID, and Client Secret are entered into the report builder at https://integricitymspreport.netlify.app. This is a one-off setup per client — once complete, generating a report each month takes only a few minutes.</w:t>
+        <w:t xml:space="preserve">Once configured, the client's Tenant ID, Client ID, and Client Secret are entered into the report builder at https://integricitymsp.netlify.app. This is a one-off setup per client — once complete, generating a report each month takes only a few minutes.</w:t>
       </w:r>
     </w:p>
     <w:p>
@@ -1275,7 +1275,7 @@
                 <w:sz w:val="17"/>
                 <w:szCs w:val="17"/>
               </w:rPr>
-              <w:t xml:space="preserve">Compliance policies and configuration profiles</w:t>
+              <w:t xml:space="preserve">Compliance policies</w:t>
             </w:r>
           </w:p>
         </w:tc>
@@ -2643,7 +2643,7 @@
           <w:sz w:val="19"/>
           <w:szCs w:val="19"/>
         </w:rPr>
-        <w:t xml:space="preserve">Open https://integricitymspreport.netlify.app and enter the three values from Steps 3 and 4:</w:t>
+        <w:t xml:space="preserve">Open https://integricitymsp.netlify.app and enter the three values from Steps 3 and 4:</w:t>
       </w:r>
     </w:p>
     <w:tbl>

--- a/docs/Setup_Guide.docx
+++ b/docs/Setup_Guide.docx
@@ -108,7 +108,7 @@
                 <w:sz w:val="18"/>
                 <w:szCs w:val="18"/>
               </w:rPr>
-              <w:t xml:space="preserve">August 2026 · v7</w:t>
+              <w:t>October 2026 · v8</w:t>
             </w:r>
           </w:p>
         </w:tc>
@@ -2292,7 +2292,7 @@
                 <w:sz w:val="17"/>
                 <w:szCs w:val="17"/>
               </w:rPr>
-              <w:t xml:space="preserve">Licence subscriptions — used vs available counts</w:t>
+              <w:t>Licence subscriptions — used vs available counts, and upcoming renewal dates</w:t>
             </w:r>
           </w:p>
         </w:tc>
@@ -3072,7 +3072,7 @@
                 <w:sz w:val="18"/>
                 <w:szCs w:val="18"/>
               </w:rPr>
-              <w:t xml:space="preserve">Saved credentials are stored in the browser's local storage on the device you are using — not on Integricity's servers, and not synced between devices. If you set up a client on your laptop, those saved credentials will not appear if you open the report builder on a different computer or in a different browser.</w:t>
+              <w:t>Saved credentials are stored in the browser's local storage on the device you are using — not on Integricity's servers, and not synced between devices. If you set up a client on your laptop, those saved credentials will not appear if you open the report builder on a different computer or in a different browser. The client secret is saved there in plain text, so only save clients on a device you trust. To change a saved client (for example to paste in a renewed secret), click the pencil icon on its button; to remove one, click the bin icon.</w:t>
             </w:r>
           </w:p>
         </w:tc>
@@ -3149,7 +3149,7 @@
           <w:sz w:val="19"/>
           <w:szCs w:val="19"/>
         </w:rPr>
-        <w:t xml:space="preserve">Credentials are session-only: Tenant ID, Client ID, and Client Secret are held in browser memory (and optionally browser local storage, per the note above) — never sent to or stored on Integricity's servers.</w:t>
+        <w:t>Credentials stay in your browser: the Tenant ID, Client ID, and Client Secret are sent to the report builder's server only to make each request to Microsoft Graph, and are never logged or stored on Integricity's servers. If you save a client, its details (including the secret, in plain text) are kept in that browser's local storage until you delete them with the bin icon — only save clients on a device you trust.</w:t>
       </w:r>
     </w:p>
     <w:p>
@@ -3172,7 +3172,7 @@
           <w:sz w:val="19"/>
           <w:szCs w:val="19"/>
         </w:rPr>
-        <w:t xml:space="preserve">All permissions are read-only: no write permissions are requested. The app cannot modify any data in the client tenant.</w:t>
+        <w:t>Month-on-month history: to show what changed since last month, the report builder keeps a small set of summary figures per tenant (device counts, Secure Score and similar — no raw tenant data and no credentials) for up to 13 months, in Integricity's own Netlify storage. Ticking One-off report before pulling data skips this and deletes anything already saved for that tenant.</w:t>
       </w:r>
     </w:p>
     <w:p>
@@ -3195,7 +3195,7 @@
           <w:sz w:val="19"/>
           <w:szCs w:val="19"/>
         </w:rPr>
-        <w:t xml:space="preserve">Secret rotation: client secrets expire after the period chosen at creation. Set a recurring calendar reminder 2 weeks before expiry.</w:t>
+        <w:t xml:space="preserve">All permissions are read-only: no write permissions are requested. The app cannot modify any data in the client tenant.</w:t>
       </w:r>
     </w:p>
     <w:p>
@@ -3218,7 +3218,7 @@
           <w:sz w:val="19"/>
           <w:szCs w:val="19"/>
         </w:rPr>
-        <w:t xml:space="preserve">Principle of least privilege: only the 12 permissions listed above are required. Do not grant additional permissions.</w:t>
+        <w:t xml:space="preserve">Secret rotation: client secrets expire after the period chosen at creation. Set a recurring calendar reminder 2 weeks before expiry.</w:t>
       </w:r>
     </w:p>
     <w:p>
@@ -3241,73 +3241,7 @@
           <w:sz w:val="19"/>
           <w:szCs w:val="19"/>
         </w:rPr>
-        <w:t xml:space="preserve">Audit trail: every API call made by the app registration appears in the client's own Entra ID sign-in logs, attributed to the app name.</w:t>
-      </w:r>
-    </w:p>
-    <w:p>
-      <w:pPr>
-        <w:spacing w:after="200" w:before="0"/>
-        <w:jc w:val="left"/>
-      </w:pPr>
-    </w:p>
-    <w:p>
-      <w:pPr>
-        <w:pStyle w:val="Heading1"/>
-        <w:pBdr>
-          <w:bottom w:val="single" w:color="0D7CC4" w:sz="8"/>
-        </w:pBdr>
-        <w:spacing w:after="120" w:before="360"/>
-      </w:pPr>
-      <w:r>
-        <w:rPr>
-          <w:rFonts w:ascii="Calibri" w:cs="Calibri" w:eastAsia="Calibri" w:hAnsi="Calibri"/>
-          <w:b/>
-          <w:bCs/>
-          <w:i w:val="false"/>
-          <w:iCs w:val="false"/>
-          <w:color w:val="0D7CC4"/>
-          <w:sz w:val="30"/>
-          <w:szCs w:val="30"/>
-        </w:rPr>
-        <w:t xml:space="preserve">Troubleshooting</w:t>
-      </w:r>
-    </w:p>
-    <w:p>
-      <w:pPr>
-        <w:pStyle w:val="Heading2"/>
-        <w:spacing w:after="80" w:before="240"/>
-      </w:pPr>
-      <w:r>
-        <w:rPr>
-          <w:rFonts w:ascii="Calibri" w:cs="Calibri" w:eastAsia="Calibri" w:hAnsi="Calibri"/>
-          <w:b/>
-          <w:bCs/>
-          <w:i w:val="false"/>
-          <w:iCs w:val="false"/>
-          <w:color w:val="1F2937"/>
-          <w:sz w:val="24"/>
-          <w:szCs w:val="24"/>
-        </w:rPr>
-        <w:t xml:space="preserve">Client Secret Renewal</w:t>
-      </w:r>
-    </w:p>
-    <w:p>
-      <w:pPr>
-        <w:spacing w:after="120" w:before="0"/>
-        <w:jc w:val="left"/>
-      </w:pPr>
-      <w:r>
-        <w:rPr>
-          <w:rFonts w:ascii="Calibri" w:cs="Calibri" w:eastAsia="Calibri" w:hAnsi="Calibri"/>
-          <w:b w:val="false"/>
-          <w:bCs w:val="false"/>
-          <w:i w:val="false"/>
-          <w:iCs w:val="false"/>
-          <w:color w:val="1F2937"/>
-          <w:sz w:val="19"/>
-          <w:szCs w:val="19"/>
-        </w:rPr>
-        <w:t xml:space="preserve">Client secrets expire after the period chosen at creation (12 or 24 months). When a secret expires, the report builder will return an authentication error. To renew:</w:t>
+        <w:t xml:space="preserve">Principle of least privilege: only the 12 permissions listed above are required. Do not grant additional permissions.</w:t>
       </w:r>
     </w:p>
     <w:p>
@@ -3330,7 +3264,73 @@
           <w:sz w:val="19"/>
           <w:szCs w:val="19"/>
         </w:rPr>
-        <w:t xml:space="preserve">1. Sign in to entra.microsoft.com for the client tenant</w:t>
+        <w:t xml:space="preserve">Audit trail: every API call made by the app registration appears in the client's own Entra ID sign-in logs, attributed to the app name.</w:t>
+      </w:r>
+    </w:p>
+    <w:p>
+      <w:pPr>
+        <w:spacing w:after="200" w:before="0"/>
+        <w:jc w:val="left"/>
+      </w:pPr>
+    </w:p>
+    <w:p>
+      <w:pPr>
+        <w:pStyle w:val="Heading1"/>
+        <w:pBdr>
+          <w:bottom w:val="single" w:color="0D7CC4" w:sz="8"/>
+        </w:pBdr>
+        <w:spacing w:after="120" w:before="360"/>
+      </w:pPr>
+      <w:r>
+        <w:rPr>
+          <w:rFonts w:ascii="Calibri" w:cs="Calibri" w:eastAsia="Calibri" w:hAnsi="Calibri"/>
+          <w:b/>
+          <w:bCs/>
+          <w:i w:val="false"/>
+          <w:iCs w:val="false"/>
+          <w:color w:val="0D7CC4"/>
+          <w:sz w:val="30"/>
+          <w:szCs w:val="30"/>
+        </w:rPr>
+        <w:t xml:space="preserve">Troubleshooting</w:t>
+      </w:r>
+    </w:p>
+    <w:p>
+      <w:pPr>
+        <w:pStyle w:val="Heading2"/>
+        <w:spacing w:after="80" w:before="240"/>
+      </w:pPr>
+      <w:r>
+        <w:rPr>
+          <w:rFonts w:ascii="Calibri" w:cs="Calibri" w:eastAsia="Calibri" w:hAnsi="Calibri"/>
+          <w:b/>
+          <w:bCs/>
+          <w:i w:val="false"/>
+          <w:iCs w:val="false"/>
+          <w:color w:val="1F2937"/>
+          <w:sz w:val="24"/>
+          <w:szCs w:val="24"/>
+        </w:rPr>
+        <w:t xml:space="preserve">Client Secret Renewal</w:t>
+      </w:r>
+    </w:p>
+    <w:p>
+      <w:pPr>
+        <w:spacing w:after="120" w:before="0"/>
+        <w:jc w:val="left"/>
+      </w:pPr>
+      <w:r>
+        <w:rPr>
+          <w:rFonts w:ascii="Calibri" w:cs="Calibri" w:eastAsia="Calibri" w:hAnsi="Calibri"/>
+          <w:b w:val="false"/>
+          <w:bCs w:val="false"/>
+          <w:i w:val="false"/>
+          <w:iCs w:val="false"/>
+          <w:color w:val="1F2937"/>
+          <w:sz w:val="19"/>
+          <w:szCs w:val="19"/>
+        </w:rPr>
+        <w:t xml:space="preserve">Client secrets expire after the period chosen at creation (12 or 24 months). When a secret expires, the report builder will return an authentication error. To renew:</w:t>
       </w:r>
     </w:p>
     <w:p>
@@ -3353,7 +3353,7 @@
           <w:sz w:val="19"/>
           <w:szCs w:val="19"/>
         </w:rPr>
-        <w:t xml:space="preserve">2. Go to App registrations → Integricity MSP Report Builder → Certificates &amp; secrets</w:t>
+        <w:t xml:space="preserve">1. Sign in to entra.microsoft.com for the client tenant</w:t>
       </w:r>
     </w:p>
     <w:p>
@@ -3376,7 +3376,7 @@
           <w:sz w:val="19"/>
           <w:szCs w:val="19"/>
         </w:rPr>
-        <w:t xml:space="preserve">3. Click New client secret, set description and expiry, click Add</w:t>
+        <w:t xml:space="preserve">2. Go to App registrations → Integricity MSP Report Builder → Certificates &amp; secrets</w:t>
       </w:r>
     </w:p>
     <w:p>
@@ -3399,7 +3399,7 @@
           <w:sz w:val="19"/>
           <w:szCs w:val="19"/>
         </w:rPr>
-        <w:t xml:space="preserve">4. Copy the new Value immediately</w:t>
+        <w:t xml:space="preserve">3. Click New client secret, set description and expiry, click Add</w:t>
       </w:r>
     </w:p>
     <w:p>
@@ -3422,7 +3422,30 @@
           <w:sz w:val="19"/>
           <w:szCs w:val="19"/>
         </w:rPr>
-        <w:t xml:space="preserve">5. Update your secure record for this client's credentials</w:t>
+        <w:t xml:space="preserve">4. Copy the new Value immediately</w:t>
+      </w:r>
+    </w:p>
+    <w:p>
+      <w:pPr>
+        <w:pStyle w:val="ListParagraph"/>
+        <w:numPr>
+          <w:ilvl w:val="0"/>
+          <w:numId w:val="1"/>
+        </w:numPr>
+        <w:spacing w:after="60" w:before="40"/>
+      </w:pPr>
+      <w:r>
+        <w:rPr>
+          <w:rFonts w:ascii="Calibri" w:cs="Calibri" w:eastAsia="Calibri" w:hAnsi="Calibri"/>
+          <w:b w:val="false"/>
+          <w:bCs w:val="false"/>
+          <w:i w:val="false"/>
+          <w:iCs w:val="false"/>
+          <w:color w:val="1F2937"/>
+          <w:sz w:val="19"/>
+          <w:szCs w:val="19"/>
+        </w:rPr>
+        <w:t>5. Update your secure record for this client's credentials, and click the pencil icon next to the client in the report builder to paste in the new secret</w:t>
       </w:r>
     </w:p>
     <w:p>
@@ -4392,7 +4415,7 @@
               <w:bottom w:val="single" w:color="E5E7EB" w:sz="4"/>
               <w:right w:val="single" w:color="E5E7EB" w:sz="4"/>
             </w:tcBorders>
-            <w:shd w:fill="FFFFFF" w:val="clear"/>
+            <w:shd w:fill="F9FAFB" w:val="clear"/>
             <w:tcMar>
               <w:top w:type="dxa" w:w="80"/>
               <w:left w:type="dxa" w:w="120"/>
@@ -4416,7 +4439,7 @@
                 <w:sz w:val="18"/>
                 <w:szCs w:val="18"/>
               </w:rPr>
-              <w:t xml:space="preserve">Forbidden on all data</w:t>
+              <w:t>Upcoming licence renewals says data unavailable</w:t>
             </w:r>
           </w:p>
         </w:tc>
@@ -4429,7 +4452,7 @@
               <w:bottom w:val="single" w:color="E5E7EB" w:sz="4"/>
               <w:right w:val="single" w:color="E5E7EB" w:sz="4"/>
             </w:tcBorders>
-            <w:shd w:fill="FFFFFF" w:val="clear"/>
+            <w:shd w:fill="F9FAFB" w:val="clear"/>
             <w:tcMar>
               <w:top w:type="dxa" w:w="80"/>
               <w:left w:type="dxa" w:w="120"/>
@@ -4453,7 +4476,7 @@
                 <w:sz w:val="18"/>
                 <w:szCs w:val="18"/>
               </w:rPr>
-              <w:t xml:space="preserve">Admin consent has not been granted. Return to API permissions and click Grant admin consent for [Tenant Name].</w:t>
+              <w:t>Requires Organization.Read.All with admin consent (the same permission as the licence counts). If consent is granted, pull the data again — the lookup can time out.</w:t>
             </w:r>
           </w:p>
         </w:tc>
@@ -4492,7 +4515,7 @@
                 <w:sz w:val="18"/>
                 <w:szCs w:val="18"/>
               </w:rPr>
-              <w:t xml:space="preserve">Saved credentials missing on a different computer</w:t>
+              <w:t>SharePoint site total differs from the SharePoint admin center</w:t>
             </w:r>
           </w:p>
         </w:tc>
@@ -4529,7 +4552,235 @@
                 <w:sz w:val="18"/>
                 <w:szCs w:val="18"/>
               </w:rPr>
+              <w:t>Expected. The report uses Microsoft's usage report, which runs 24–48 hours behind and includes hidden Teams-channel and system sites that the Active sites list hides (OneDrive sites are excluded from both). The type breakdown in the report shows what makes up the difference.</w:t>
+            </w:r>
+          </w:p>
+        </w:tc>
+      </w:tr>
+      <w:tr>
+        <w:tc>
+          <w:tcPr>
+            <w:tcW w:type="dxa" w:w="2808"/>
+            <w:tcBorders>
+              <w:top w:val="single" w:color="E5E7EB" w:sz="4"/>
+              <w:left w:val="single" w:color="E5E7EB" w:sz="4"/>
+              <w:bottom w:val="single" w:color="E5E7EB" w:sz="4"/>
+              <w:right w:val="single" w:color="E5E7EB" w:sz="4"/>
+            </w:tcBorders>
+            <w:shd w:fill="FFFFFF" w:val="clear"/>
+            <w:tcMar>
+              <w:top w:type="dxa" w:w="80"/>
+              <w:left w:type="dxa" w:w="120"/>
+              <w:bottom w:type="dxa" w:w="80"/>
+              <w:right w:type="dxa" w:w="120"/>
+            </w:tcMar>
+          </w:tcPr>
+          <w:p>
+            <w:pPr>
+              <w:spacing w:after="0" w:before="0"/>
+              <w:jc w:val="left"/>
+            </w:pPr>
+            <w:r>
+              <w:rPr>
+                <w:rFonts w:ascii="Calibri" w:cs="Calibri" w:eastAsia="Calibri" w:hAnsi="Calibri"/>
+                <w:b/>
+                <w:bCs/>
+                <w:i w:val="false"/>
+                <w:iCs w:val="false"/>
+                <w:color w:val="1F2937"/>
+                <w:sz w:val="18"/>
+                <w:szCs w:val="18"/>
+              </w:rPr>
+              <w:t xml:space="preserve">Forbidden on all data</w:t>
+            </w:r>
+          </w:p>
+        </w:tc>
+        <w:tc>
+          <w:tcPr>
+            <w:tcW w:type="dxa" w:w="6552"/>
+            <w:tcBorders>
+              <w:top w:val="single" w:color="E5E7EB" w:sz="4"/>
+              <w:left w:val="single" w:color="E5E7EB" w:sz="4"/>
+              <w:bottom w:val="single" w:color="E5E7EB" w:sz="4"/>
+              <w:right w:val="single" w:color="E5E7EB" w:sz="4"/>
+            </w:tcBorders>
+            <w:shd w:fill="FFFFFF" w:val="clear"/>
+            <w:tcMar>
+              <w:top w:type="dxa" w:w="80"/>
+              <w:left w:type="dxa" w:w="120"/>
+              <w:bottom w:type="dxa" w:w="80"/>
+              <w:right w:type="dxa" w:w="120"/>
+            </w:tcMar>
+          </w:tcPr>
+          <w:p>
+            <w:pPr>
+              <w:spacing w:after="0" w:before="0"/>
+              <w:jc w:val="left"/>
+            </w:pPr>
+            <w:r>
+              <w:rPr>
+                <w:rFonts w:ascii="Calibri" w:cs="Calibri" w:eastAsia="Calibri" w:hAnsi="Calibri"/>
+                <w:b w:val="false"/>
+                <w:bCs w:val="false"/>
+                <w:i w:val="false"/>
+                <w:iCs w:val="false"/>
+                <w:color w:val="6B7280"/>
+                <w:sz w:val="18"/>
+                <w:szCs w:val="18"/>
+              </w:rPr>
+              <w:t xml:space="preserve">Admin consent has not been granted. Return to API permissions and click Grant admin consent for [Tenant Name].</w:t>
+            </w:r>
+          </w:p>
+        </w:tc>
+      </w:tr>
+      <w:tr>
+        <w:tc>
+          <w:tcPr>
+            <w:tcW w:type="dxa" w:w="2808"/>
+            <w:tcBorders>
+              <w:top w:val="single" w:color="E5E7EB" w:sz="4"/>
+              <w:left w:val="single" w:color="E5E7EB" w:sz="4"/>
+              <w:bottom w:val="single" w:color="E5E7EB" w:sz="4"/>
+              <w:right w:val="single" w:color="E5E7EB" w:sz="4"/>
+            </w:tcBorders>
+            <w:shd w:fill="F9FAFB" w:val="clear"/>
+            <w:tcMar>
+              <w:top w:type="dxa" w:w="80"/>
+              <w:left w:type="dxa" w:w="120"/>
+              <w:bottom w:type="dxa" w:w="80"/>
+              <w:right w:type="dxa" w:w="120"/>
+            </w:tcMar>
+          </w:tcPr>
+          <w:p>
+            <w:pPr>
+              <w:spacing w:after="0" w:before="0"/>
+              <w:jc w:val="left"/>
+            </w:pPr>
+            <w:r>
+              <w:rPr>
+                <w:rFonts w:ascii="Calibri" w:cs="Calibri" w:eastAsia="Calibri" w:hAnsi="Calibri"/>
+                <w:b/>
+                <w:bCs/>
+                <w:i w:val="false"/>
+                <w:iCs w:val="false"/>
+                <w:color w:val="1F2937"/>
+                <w:sz w:val="18"/>
+                <w:szCs w:val="18"/>
+              </w:rPr>
+              <w:t xml:space="preserve">Saved credentials missing on a different computer</w:t>
+            </w:r>
+          </w:p>
+        </w:tc>
+        <w:tc>
+          <w:tcPr>
+            <w:tcW w:type="dxa" w:w="6552"/>
+            <w:tcBorders>
+              <w:top w:val="single" w:color="E5E7EB" w:sz="4"/>
+              <w:left w:val="single" w:color="E5E7EB" w:sz="4"/>
+              <w:bottom w:val="single" w:color="E5E7EB" w:sz="4"/>
+              <w:right w:val="single" w:color="E5E7EB" w:sz="4"/>
+            </w:tcBorders>
+            <w:shd w:fill="F9FAFB" w:val="clear"/>
+            <w:tcMar>
+              <w:top w:type="dxa" w:w="80"/>
+              <w:left w:type="dxa" w:w="120"/>
+              <w:bottom w:type="dxa" w:w="80"/>
+              <w:right w:type="dxa" w:w="120"/>
+            </w:tcMar>
+          </w:tcPr>
+          <w:p>
+            <w:pPr>
+              <w:spacing w:after="0" w:before="0"/>
+              <w:jc w:val="left"/>
+            </w:pPr>
+            <w:r>
+              <w:rPr>
+                <w:rFonts w:ascii="Calibri" w:cs="Calibri" w:eastAsia="Calibri" w:hAnsi="Calibri"/>
+                <w:b w:val="false"/>
+                <w:bCs w:val="false"/>
+                <w:i w:val="false"/>
+                <w:iCs w:val="false"/>
+                <w:color w:val="6B7280"/>
+                <w:sz w:val="18"/>
+                <w:szCs w:val="18"/>
+              </w:rPr>
               <w:t xml:space="preserve">Expected — saved credentials live in that browser's local storage on that device only. Re-enter the three values on the new device.</w:t>
+            </w:r>
+          </w:p>
+        </w:tc>
+      </w:tr>
+      <w:tr>
+        <w:tc>
+          <w:tcPr>
+            <w:tcW w:type="dxa" w:w="2808"/>
+            <w:tcBorders>
+              <w:top w:val="single" w:color="E5E7EB" w:sz="4"/>
+              <w:left w:val="single" w:color="E5E7EB" w:sz="4"/>
+              <w:bottom w:val="single" w:color="E5E7EB" w:sz="4"/>
+              <w:right w:val="single" w:color="E5E7EB" w:sz="4"/>
+            </w:tcBorders>
+            <w:shd w:fill="F9FAFB" w:val="clear"/>
+            <w:tcMar>
+              <w:top w:type="dxa" w:w="80"/>
+              <w:left w:type="dxa" w:w="120"/>
+              <w:bottom w:type="dxa" w:w="80"/>
+              <w:right w:type="dxa" w:w="120"/>
+            </w:tcMar>
+          </w:tcPr>
+          <w:p>
+            <w:pPr>
+              <w:spacing w:after="0" w:before="0"/>
+              <w:jc w:val="left"/>
+            </w:pPr>
+            <w:r>
+              <w:rPr>
+                <w:rFonts w:ascii="Calibri" w:cs="Calibri" w:eastAsia="Calibri" w:hAnsi="Calibri"/>
+                <w:b/>
+                <w:bCs/>
+                <w:i w:val="false"/>
+                <w:iCs w:val="false"/>
+                <w:color w:val="1F2937"/>
+                <w:sz w:val="18"/>
+                <w:szCs w:val="18"/>
+              </w:rPr>
+              <w:t>Need to change or remove a saved client</w:t>
+            </w:r>
+          </w:p>
+        </w:tc>
+        <w:tc>
+          <w:tcPr>
+            <w:tcW w:type="dxa" w:w="6552"/>
+            <w:tcBorders>
+              <w:top w:val="single" w:color="E5E7EB" w:sz="4"/>
+              <w:left w:val="single" w:color="E5E7EB" w:sz="4"/>
+              <w:bottom w:val="single" w:color="E5E7EB" w:sz="4"/>
+              <w:right w:val="single" w:color="E5E7EB" w:sz="4"/>
+            </w:tcBorders>
+            <w:shd w:fill="F9FAFB" w:val="clear"/>
+            <w:tcMar>
+              <w:top w:type="dxa" w:w="80"/>
+              <w:left w:type="dxa" w:w="120"/>
+              <w:bottom w:type="dxa" w:w="80"/>
+              <w:right w:type="dxa" w:w="120"/>
+            </w:tcMar>
+          </w:tcPr>
+          <w:p>
+            <w:pPr>
+              <w:spacing w:after="0" w:before="0"/>
+              <w:jc w:val="left"/>
+            </w:pPr>
+            <w:r>
+              <w:rPr>
+                <w:rFonts w:ascii="Calibri" w:cs="Calibri" w:eastAsia="Calibri" w:hAnsi="Calibri"/>
+                <w:b w:val="false"/>
+                <w:bCs w:val="false"/>
+                <w:i w:val="false"/>
+                <w:iCs w:val="false"/>
+                <w:color w:val="6B7280"/>
+                <w:sz w:val="18"/>
+                <w:szCs w:val="18"/>
+              </w:rPr>
+              <w:t>Click the pencil icon on its button to edit the name, IDs or secret, or the bin icon to delete it.</w:t>
             </w:r>
           </w:p>
         </w:tc>

--- a/docs/Setup_Guide.docx
+++ b/docs/Setup_Guide.docx
@@ -2405,7 +2405,7 @@
                 <w:sz w:val="17"/>
                 <w:szCs w:val="17"/>
               </w:rPr>
-              <w:t xml:space="preserve">Microsoft 365 Group and Security Group counts</w:t>
+              <w:t>Security group count</w:t>
             </w:r>
           </w:p>
         </w:tc>
@@ -4020,7 +4020,7 @@
                 <w:sz w:val="18"/>
                 <w:szCs w:val="18"/>
               </w:rPr>
-              <w:t xml:space="preserve">Requires AuditLog.Read.All. Logs are retained 30 days on most tiers (90 days with Entra ID P2). No overseas sign-ins in the period also results in an empty list.</w:t>
+              <w:t>Requires AuditLog.Read.All. Microsoft keeps sign-in logs for 30 days on Entra ID P1/P2 and only 7 days on free tenants, so a report period older than that comes back empty or partial. An empty list can also simply mean there were no unexpected overseas sign-ins in the period.</w:t>
             </w:r>
           </w:p>
         </w:tc>
@@ -4324,7 +4324,7 @@
                 <w:sz w:val="18"/>
                 <w:szCs w:val="18"/>
               </w:rPr>
-              <w:t xml:space="preserve">Requires User.Read.All (for subscribedSkus). If still showing GUIDs after granting consent, regenerate the report.</w:t>
+              <w:t>Requires Organization.Read.All (for subscribedSkus). If still showing GUIDs after granting consent, regenerate the report.</w:t>
             </w:r>
           </w:p>
         </w:tc>
@@ -4363,7 +4363,7 @@
                 <w:sz w:val="18"/>
                 <w:szCs w:val="18"/>
               </w:rPr>
-              <w:t xml:space="preserve">M365 Group / Security Group counts missing</w:t>
+              <w:t>Security groups shows N/A</w:t>
             </w:r>
           </w:p>
         </w:tc>
@@ -4400,7 +4400,7 @@
                 <w:sz w:val="18"/>
                 <w:szCs w:val="18"/>
               </w:rPr>
-              <w:t xml:space="preserve">Requires Group.Read.All with admin consent granted.</w:t>
+              <w:t>Requires Group.Read.All with admin consent granted.</w:t>
             </w:r>
           </w:p>
         </w:tc>
@@ -4780,7 +4780,7 @@
                 <w:sz w:val="18"/>
                 <w:szCs w:val="18"/>
               </w:rPr>
-              <w:t>Click the pencil icon on its button to edit the name, IDs or secret, or the bin icon to delete it.</w:t>
+              <w:t>Click the pencil icon on its button to edit the name, IDs or secret, or the bin icon to delete it. In the same form, tick “Skip the overseas sign-in check for this client” to leave the overseas sign-in section out of that client’s reports.</w:t>
             </w:r>
           </w:p>
         </w:tc>

--- a/docs/Setup_Guide.docx
+++ b/docs/Setup_Guide.docx
@@ -3907,7 +3907,7 @@
                 <w:sz w:val="18"/>
                 <w:szCs w:val="18"/>
               </w:rPr>
-              <w:t xml:space="preserve">Risky users not showing</w:t>
+              <w:t>Risky users shows N/A (or risky users look too good to be true)</w:t>
             </w:r>
           </w:p>
         </w:tc>
@@ -3944,7 +3944,7 @@
                 <w:sz w:val="18"/>
                 <w:szCs w:val="18"/>
               </w:rPr>
-              <w:t xml:space="preserve">Requires IdentityRiskyUser.Read.All, and the tenant must have Microsoft Entra ID P2 or Microsoft 365 E5 licences.</w:t>
+              <w:t>Requires IdentityRiskyUser.Read.All, and the tenant must have Microsoft Entra ID P2 or Microsoft 365 E5 licences. Without P2 Microsoft refuses the lookup and the report now shows N/A and a note instead of “0 risky users”.</w:t>
             </w:r>
           </w:p>
         </w:tc>
